--- a/project-[Project Name].docx
+++ b/project-[Project Name].docx
@@ -56,23 +56,13 @@
                 <w:szCs w:val="21"/>
               </w:rPr>
             </w:pPr>
-            <w:proofErr w:type="gramStart"/>
-            <w:r>
-              <w:rPr>
-                <w:rFonts w:ascii="宋体" w:hAnsi="宋体" w:cs="宋体" w:hint="eastAsia"/>
-                <w:kern w:val="0"/>
-                <w:szCs w:val="21"/>
-              </w:rPr>
-              <w:t>援</w:t>
-            </w:r>
-            <w:proofErr w:type="gramEnd"/>
-            <w:r>
-              <w:rPr>
-                <w:rFonts w:ascii="宋体" w:hAnsi="宋体" w:cs="宋体" w:hint="eastAsia"/>
-                <w:kern w:val="0"/>
-                <w:szCs w:val="21"/>
-              </w:rPr>
-              <w:t>利比里亚农业机械现代化物资项目实施任务</w:t>
+            <w:r>
+              <w:rPr>
+                <w:rFonts w:ascii="宋体" w:hAnsi="宋体" w:cs="宋体" w:hint="eastAsia"/>
+                <w:kern w:val="0"/>
+                <w:szCs w:val="21"/>
+              </w:rPr>
+              <w:t>援利比里亚农业机械现代化物资项目实施任务</w:t>
             </w:r>
           </w:p>
         </w:tc>
@@ -272,10 +262,34 @@
               <w:widowControl/>
               <w:jc w:val="left"/>
               <w:rPr>
+                <w:rFonts w:ascii="Courier New" w:hAnsi="Courier New" w:cs="Courier New"/>
+                <w:sz w:val="24"/>
+                <w:szCs w:val="24"/>
+              </w:rPr>
+            </w:pPr>
+            <w:r>
+              <w:rPr>
                 <w:rFonts w:ascii="Courier New" w:hAnsi="Courier New" w:cs="Courier New" w:hint="eastAsia"/>
                 <w:sz w:val="24"/>
                 <w:szCs w:val="24"/>
               </w:rPr>
+              <w:t>运输条件</w:t>
+            </w:r>
+          </w:p>
+        </w:tc>
+        <w:tc>
+          <w:tcPr>
+            <w:tcW w:w="5528" w:type="dxa"/>
+          </w:tcPr>
+          <w:p>
+            <w:pPr>
+              <w:widowControl/>
+              <w:jc w:val="left"/>
+              <w:rPr>
+                <w:rFonts w:ascii="Courier New" w:hAnsi="Courier New" w:cs="Courier New"/>
+                <w:sz w:val="24"/>
+                <w:szCs w:val="24"/>
+              </w:rPr>
             </w:pPr>
             <w:r>
               <w:rPr>
@@ -283,46 +297,22 @@
                 <w:sz w:val="24"/>
                 <w:szCs w:val="24"/>
               </w:rPr>
-              <w:t>运输条件</w:t>
-            </w:r>
-          </w:p>
-        </w:tc>
-        <w:tc>
-          <w:tcPr>
-            <w:tcW w:w="5528" w:type="dxa"/>
-          </w:tcPr>
-          <w:p>
-            <w:pPr>
-              <w:widowControl/>
-              <w:jc w:val="left"/>
+              <w:t>授标后</w:t>
+            </w:r>
+            <w:r>
               <w:rPr>
                 <w:rFonts w:ascii="Courier New" w:hAnsi="Courier New" w:cs="Courier New" w:hint="eastAsia"/>
                 <w:sz w:val="24"/>
                 <w:szCs w:val="24"/>
               </w:rPr>
-            </w:pPr>
+              <w:t>140</w:t>
+            </w:r>
             <w:r>
               <w:rPr>
                 <w:rFonts w:ascii="Courier New" w:hAnsi="Courier New" w:cs="Courier New" w:hint="eastAsia"/>
                 <w:sz w:val="24"/>
                 <w:szCs w:val="24"/>
               </w:rPr>
-              <w:t>授标后</w:t>
-            </w:r>
-            <w:r>
-              <w:rPr>
-                <w:rFonts w:ascii="Courier New" w:hAnsi="Courier New" w:cs="Courier New" w:hint="eastAsia"/>
-                <w:sz w:val="24"/>
-                <w:szCs w:val="24"/>
-              </w:rPr>
-              <w:t>140</w:t>
-            </w:r>
-            <w:r>
-              <w:rPr>
-                <w:rFonts w:ascii="Courier New" w:hAnsi="Courier New" w:cs="Courier New" w:hint="eastAsia"/>
-                <w:sz w:val="24"/>
-                <w:szCs w:val="24"/>
-              </w:rPr>
               <w:t>个自然日内（含当日）发运完毕，最多不超过两批次发运</w:t>
             </w:r>
           </w:p>
@@ -705,7 +695,7 @@
                 <w:rFonts w:ascii="宋体" w:hAnsi="宋体" w:hint="eastAsia"/>
                 <w:szCs w:val="21"/>
               </w:rPr>
-              <w:t>n</w:t>
+              <w:t>Y</w:t>
             </w:r>
           </w:p>
         </w:tc>
@@ -746,6 +736,13 @@
                 <w:szCs w:val="21"/>
               </w:rPr>
             </w:pPr>
+            <w:r>
+              <w:rPr>
+                <w:rFonts w:ascii="宋体" w:hAnsi="宋体" w:hint="eastAsia"/>
+                <w:szCs w:val="21"/>
+              </w:rPr>
+              <w:t>5</w:t>
+            </w:r>
           </w:p>
         </w:tc>
       </w:tr>
@@ -785,6 +782,13 @@
                 <w:szCs w:val="21"/>
               </w:rPr>
             </w:pPr>
+            <w:r>
+              <w:rPr>
+                <w:rFonts w:ascii="宋体" w:hAnsi="宋体" w:hint="eastAsia"/>
+                <w:szCs w:val="21"/>
+              </w:rPr>
+              <w:t>20</w:t>
+            </w:r>
           </w:p>
         </w:tc>
       </w:tr>
@@ -1138,21 +1142,8 @@
                 <w:sz w:val="20"/>
                 <w:szCs w:val="20"/>
               </w:rPr>
-              <w:t>具体规格、参数</w:t>
-            </w:r>
-            <w:proofErr w:type="gramStart"/>
-            <w:r>
-              <w:rPr>
-                <w:rFonts w:ascii="宋体" w:hAnsi="宋体" w:cs="宋体" w:hint="eastAsia"/>
-                <w:b/>
-                <w:bCs/>
-                <w:kern w:val="0"/>
-                <w:sz w:val="20"/>
-                <w:szCs w:val="20"/>
-              </w:rPr>
-              <w:t>和</w:t>
-            </w:r>
-            <w:proofErr w:type="gramEnd"/>
+              <w:t>具体规格、参数和</w:t>
+            </w:r>
           </w:p>
           <w:p>
             <w:pPr>
@@ -1809,27 +1800,7 @@
                 <w:szCs w:val="21"/>
                 <w:lang w:bidi="ar"/>
               </w:rPr>
-              <w:t>21.具备安装相应属</w:t>
-            </w:r>
-            <w:proofErr w:type="gramStart"/>
-            <w:r>
-              <w:rPr>
-                <w:rFonts w:ascii="宋体" w:hAnsi="宋体" w:cs="宋体" w:hint="eastAsia"/>
-                <w:kern w:val="0"/>
-                <w:szCs w:val="21"/>
-                <w:lang w:bidi="ar"/>
-              </w:rPr>
-              <w:t>具形成</w:t>
-            </w:r>
-            <w:proofErr w:type="gramEnd"/>
-            <w:r>
-              <w:rPr>
-                <w:rFonts w:ascii="宋体" w:hAnsi="宋体" w:cs="宋体" w:hint="eastAsia"/>
-                <w:kern w:val="0"/>
-                <w:szCs w:val="21"/>
-                <w:lang w:bidi="ar"/>
-              </w:rPr>
-              <w:t>前端装载机的条件;</w:t>
+              <w:t>21.具备安装相应属具形成前端装载机的条件;</w:t>
             </w:r>
           </w:p>
           <w:p>
@@ -2222,19 +2193,8 @@
                 <w:szCs w:val="21"/>
                 <w:lang w:bidi="ar"/>
               </w:rPr>
-              <w:t>4.结构质量（千克）：</w:t>
-            </w:r>
-            <w:proofErr w:type="gramStart"/>
-            <w:r>
-              <w:rPr>
-                <w:rFonts w:ascii="宋体" w:hAnsi="宋体" w:cs="宋体" w:hint="eastAsia"/>
-                <w:kern w:val="0"/>
-                <w:szCs w:val="21"/>
-                <w:lang w:bidi="ar"/>
-              </w:rPr>
-              <w:t>1200-1600;</w:t>
-            </w:r>
-            <w:proofErr w:type="gramEnd"/>
+              <w:t>4.结构质量（千克）：1200-1600;</w:t>
+            </w:r>
           </w:p>
           <w:p>
             <w:pPr>
@@ -2599,39 +2559,8 @@
                 <w:szCs w:val="21"/>
                 <w:lang w:bidi="ar"/>
               </w:rPr>
-              <w:t>3.圆盘数量（</w:t>
-            </w:r>
-            <w:proofErr w:type="gramStart"/>
-            <w:r>
-              <w:rPr>
-                <w:rFonts w:ascii="宋体" w:hAnsi="宋体" w:cs="宋体" w:hint="eastAsia"/>
-                <w:kern w:val="0"/>
-                <w:szCs w:val="21"/>
-                <w:lang w:bidi="ar"/>
-              </w:rPr>
-              <w:t>个</w:t>
-            </w:r>
-            <w:proofErr w:type="gramEnd"/>
-            <w:r>
-              <w:rPr>
-                <w:rFonts w:ascii="宋体" w:hAnsi="宋体" w:cs="宋体" w:hint="eastAsia"/>
-                <w:kern w:val="0"/>
-                <w:szCs w:val="21"/>
-                <w:lang w:bidi="ar"/>
-              </w:rPr>
-              <w:t>）：</w:t>
-            </w:r>
-            <w:proofErr w:type="gramStart"/>
-            <w:r>
-              <w:rPr>
-                <w:rFonts w:ascii="宋体" w:hAnsi="宋体" w:cs="宋体" w:hint="eastAsia"/>
-                <w:kern w:val="0"/>
-                <w:szCs w:val="21"/>
-                <w:lang w:bidi="ar"/>
-              </w:rPr>
-              <w:t>3-4;</w:t>
-            </w:r>
-            <w:proofErr w:type="gramEnd"/>
+              <w:t>3.圆盘数量（个）：3-4;</w:t>
+            </w:r>
           </w:p>
           <w:p>
             <w:pPr>
@@ -2696,19 +2625,8 @@
                 <w:szCs w:val="21"/>
                 <w:lang w:bidi="ar"/>
               </w:rPr>
-              <w:t>6.匹配功率：25.73kw-</w:t>
-            </w:r>
-            <w:proofErr w:type="gramStart"/>
-            <w:r>
-              <w:rPr>
-                <w:rFonts w:ascii="宋体" w:hAnsi="宋体" w:cs="宋体" w:hint="eastAsia"/>
-                <w:kern w:val="0"/>
-                <w:szCs w:val="21"/>
-                <w:lang w:bidi="ar"/>
-              </w:rPr>
-              <w:t>48kw;</w:t>
-            </w:r>
-            <w:proofErr w:type="gramEnd"/>
+              <w:t>6.匹配功率：25.73kw-48kw;</w:t>
+            </w:r>
           </w:p>
           <w:p>
             <w:pPr>
@@ -3028,27 +2946,7 @@
                 <w:szCs w:val="21"/>
                 <w:lang w:bidi="ar"/>
               </w:rPr>
-              <w:t>2.转速：转子转速540转/</w:t>
-            </w:r>
-            <w:proofErr w:type="gramStart"/>
-            <w:r>
-              <w:rPr>
-                <w:rFonts w:ascii="宋体" w:hAnsi="宋体" w:cs="宋体" w:hint="eastAsia"/>
-                <w:kern w:val="0"/>
-                <w:szCs w:val="21"/>
-                <w:lang w:bidi="ar"/>
-              </w:rPr>
-              <w:t>分钟时</w:t>
-            </w:r>
-            <w:proofErr w:type="gramEnd"/>
-            <w:r>
-              <w:rPr>
-                <w:rFonts w:ascii="宋体" w:hAnsi="宋体" w:cs="宋体" w:hint="eastAsia"/>
-                <w:kern w:val="0"/>
-                <w:szCs w:val="21"/>
-                <w:lang w:bidi="ar"/>
-              </w:rPr>
-              <w:t>工作转速213-257转/分钟；</w:t>
+              <w:t>2.转速：转子转速540转/分钟时工作转速213-257转/分钟；</w:t>
             </w:r>
           </w:p>
           <w:p>
@@ -3436,27 +3334,7 @@
                 <w:szCs w:val="21"/>
                 <w:lang w:bidi="ar"/>
               </w:rPr>
-              <w:t>3.固定锤、</w:t>
-            </w:r>
-            <w:proofErr w:type="gramStart"/>
-            <w:r>
-              <w:rPr>
-                <w:rFonts w:ascii="宋体" w:hAnsi="宋体" w:cs="宋体" w:hint="eastAsia"/>
-                <w:kern w:val="0"/>
-                <w:szCs w:val="21"/>
-                <w:lang w:bidi="ar"/>
-              </w:rPr>
-              <w:t>固定刀分别</w:t>
-            </w:r>
-            <w:proofErr w:type="gramEnd"/>
-            <w:r>
-              <w:rPr>
-                <w:rFonts w:ascii="宋体" w:hAnsi="宋体" w:cs="宋体" w:hint="eastAsia"/>
-                <w:kern w:val="0"/>
-                <w:szCs w:val="21"/>
-                <w:lang w:bidi="ar"/>
-              </w:rPr>
-              <w:t>不少于32或刀片不少于24组，每组3片;</w:t>
+              <w:t>3.固定锤、固定刀分别不少于32或刀片不少于24组，每组3片;</w:t>
             </w:r>
           </w:p>
           <w:p>
@@ -4059,27 +3937,7 @@
                 <w:szCs w:val="21"/>
                 <w:lang w:bidi="ar"/>
               </w:rPr>
-              <w:t>稻田筑</w:t>
-            </w:r>
-            <w:proofErr w:type="gramStart"/>
-            <w:r>
-              <w:rPr>
-                <w:rFonts w:ascii="宋体" w:hAnsi="宋体" w:cs="宋体" w:hint="eastAsia"/>
-                <w:kern w:val="0"/>
-                <w:szCs w:val="21"/>
-                <w:lang w:bidi="ar"/>
-              </w:rPr>
-              <w:t>埂</w:t>
-            </w:r>
-            <w:proofErr w:type="gramEnd"/>
-            <w:r>
-              <w:rPr>
-                <w:rFonts w:ascii="宋体" w:hAnsi="宋体" w:cs="宋体" w:hint="eastAsia"/>
-                <w:kern w:val="0"/>
-                <w:szCs w:val="21"/>
-                <w:lang w:bidi="ar"/>
-              </w:rPr>
-              <w:t>机</w:t>
+              <w:t>稻田筑埂机</w:t>
             </w:r>
           </w:p>
         </w:tc>
@@ -4191,27 +4049,7 @@
                 <w:szCs w:val="21"/>
                 <w:lang w:bidi="ar"/>
               </w:rPr>
-              <w:t>1.单边筑</w:t>
-            </w:r>
-            <w:proofErr w:type="gramStart"/>
-            <w:r>
-              <w:rPr>
-                <w:rFonts w:ascii="宋体" w:hAnsi="宋体" w:cs="宋体" w:hint="eastAsia"/>
-                <w:kern w:val="0"/>
-                <w:szCs w:val="21"/>
-                <w:lang w:bidi="ar"/>
-              </w:rPr>
-              <w:t>埂</w:t>
-            </w:r>
-            <w:proofErr w:type="gramEnd"/>
-            <w:r>
-              <w:rPr>
-                <w:rFonts w:ascii="宋体" w:hAnsi="宋体" w:cs="宋体" w:hint="eastAsia"/>
-                <w:kern w:val="0"/>
-                <w:szCs w:val="21"/>
-                <w:lang w:bidi="ar"/>
-              </w:rPr>
-              <w:t>机；</w:t>
+              <w:t>1.单边筑埂机；</w:t>
             </w:r>
           </w:p>
           <w:p>
@@ -4321,27 +4159,7 @@
                 <w:szCs w:val="21"/>
                 <w:lang w:bidi="ar"/>
               </w:rPr>
-              <w:t>6.筑</w:t>
-            </w:r>
-            <w:proofErr w:type="gramStart"/>
-            <w:r>
-              <w:rPr>
-                <w:rFonts w:ascii="宋体" w:hAnsi="宋体" w:cs="宋体" w:hint="eastAsia"/>
-                <w:kern w:val="0"/>
-                <w:szCs w:val="21"/>
-                <w:lang w:bidi="ar"/>
-              </w:rPr>
-              <w:t>埂</w:t>
-            </w:r>
-            <w:proofErr w:type="gramEnd"/>
-            <w:r>
-              <w:rPr>
-                <w:rFonts w:ascii="宋体" w:hAnsi="宋体" w:cs="宋体" w:hint="eastAsia"/>
-                <w:kern w:val="0"/>
-                <w:szCs w:val="21"/>
-                <w:lang w:bidi="ar"/>
-              </w:rPr>
-              <w:t>高度：≧30cm：</w:t>
+              <w:t>6.筑埂高度：≧30cm：</w:t>
             </w:r>
           </w:p>
           <w:p>
@@ -4384,27 +4202,7 @@
                 <w:szCs w:val="21"/>
                 <w:lang w:bidi="ar"/>
               </w:rPr>
-              <w:t>8.具备挂接装置，可与本项目所供拖拉机联接用于稻田筑</w:t>
-            </w:r>
-            <w:proofErr w:type="gramStart"/>
-            <w:r>
-              <w:rPr>
-                <w:rFonts w:ascii="宋体" w:hAnsi="宋体" w:cs="宋体" w:hint="eastAsia"/>
-                <w:kern w:val="0"/>
-                <w:szCs w:val="21"/>
-                <w:lang w:bidi="ar"/>
-              </w:rPr>
-              <w:t>埂</w:t>
-            </w:r>
-            <w:proofErr w:type="gramEnd"/>
-            <w:r>
-              <w:rPr>
-                <w:rFonts w:ascii="宋体" w:hAnsi="宋体" w:cs="宋体" w:hint="eastAsia"/>
-                <w:kern w:val="0"/>
-                <w:szCs w:val="21"/>
-                <w:lang w:bidi="ar"/>
-              </w:rPr>
-              <w:t>作业。</w:t>
+              <w:t>8.具备挂接装置，可与本项目所供拖拉机联接用于稻田筑埂作业。</w:t>
             </w:r>
           </w:p>
           <w:p>
@@ -5946,27 +5744,7 @@
                 <w:szCs w:val="21"/>
                 <w:lang w:bidi="ar"/>
               </w:rPr>
-              <w:t>7.牵引</w:t>
-            </w:r>
-            <w:proofErr w:type="gramStart"/>
-            <w:r>
-              <w:rPr>
-                <w:rFonts w:ascii="宋体" w:hAnsi="宋体" w:cs="宋体" w:hint="eastAsia"/>
-                <w:kern w:val="0"/>
-                <w:szCs w:val="21"/>
-                <w:lang w:bidi="ar"/>
-              </w:rPr>
-              <w:t>本设备</w:t>
-            </w:r>
-            <w:proofErr w:type="gramEnd"/>
-            <w:r>
-              <w:rPr>
-                <w:rFonts w:ascii="宋体" w:hAnsi="宋体" w:cs="宋体" w:hint="eastAsia"/>
-                <w:kern w:val="0"/>
-                <w:szCs w:val="21"/>
-                <w:lang w:bidi="ar"/>
-              </w:rPr>
-              <w:t>用的拖拉机动力不小于33kw；</w:t>
+              <w:t>7.牵引本设备用的拖拉机动力不小于33kw；</w:t>
             </w:r>
           </w:p>
           <w:p>
@@ -6477,27 +6255,7 @@
                 <w:szCs w:val="21"/>
                 <w:lang w:bidi="ar"/>
               </w:rPr>
-              <w:t>4.</w:t>
-            </w:r>
-            <w:proofErr w:type="gramStart"/>
-            <w:r>
-              <w:rPr>
-                <w:rFonts w:ascii="宋体" w:hAnsi="宋体" w:cs="宋体" w:hint="eastAsia"/>
-                <w:kern w:val="0"/>
-                <w:szCs w:val="21"/>
-                <w:lang w:bidi="ar"/>
-              </w:rPr>
-              <w:t>粮箱容量</w:t>
-            </w:r>
-            <w:proofErr w:type="gramEnd"/>
-            <w:r>
-              <w:rPr>
-                <w:rFonts w:ascii="宋体" w:hAnsi="宋体" w:cs="宋体" w:hint="eastAsia"/>
-                <w:kern w:val="0"/>
-                <w:szCs w:val="21"/>
-                <w:lang w:bidi="ar"/>
-              </w:rPr>
-              <w:t>（升）：1200-1800；</w:t>
+              <w:t>4.粮箱容量（升）：1200-1800；</w:t>
             </w:r>
           </w:p>
           <w:p>
@@ -7891,27 +7649,7 @@
                 <w:szCs w:val="21"/>
                 <w:lang w:bidi="ar"/>
               </w:rPr>
-              <w:t>7.</w:t>
-            </w:r>
-            <w:proofErr w:type="gramStart"/>
-            <w:r>
-              <w:rPr>
-                <w:rFonts w:ascii="宋体" w:hAnsi="宋体" w:cs="宋体" w:hint="eastAsia"/>
-                <w:kern w:val="0"/>
-                <w:szCs w:val="21"/>
-                <w:lang w:bidi="ar"/>
-              </w:rPr>
-              <w:t>斗杆挖掘</w:t>
-            </w:r>
-            <w:proofErr w:type="gramEnd"/>
-            <w:r>
-              <w:rPr>
-                <w:rFonts w:ascii="宋体" w:hAnsi="宋体" w:cs="宋体" w:hint="eastAsia"/>
-                <w:kern w:val="0"/>
-                <w:szCs w:val="21"/>
-                <w:lang w:bidi="ar"/>
-              </w:rPr>
-              <w:t xml:space="preserve">力：≧1432kg； </w:t>
+              <w:t xml:space="preserve">7.斗杆挖掘力：≧1432kg； </w:t>
             </w:r>
           </w:p>
           <w:p>
@@ -8552,19 +8290,8 @@
                 <w:szCs w:val="21"/>
                 <w:lang w:bidi="ar"/>
               </w:rPr>
-              <w:t>滑移转向</w:t>
-            </w:r>
-            <w:proofErr w:type="gramStart"/>
-            <w:r>
-              <w:rPr>
-                <w:rFonts w:ascii="宋体" w:hAnsi="宋体" w:cs="宋体" w:hint="eastAsia"/>
-                <w:kern w:val="0"/>
-                <w:szCs w:val="21"/>
-                <w:lang w:bidi="ar"/>
-              </w:rPr>
-              <w:t>式货叉</w:t>
-            </w:r>
-            <w:proofErr w:type="gramEnd"/>
+              <w:t>滑移转向式货叉</w:t>
+            </w:r>
           </w:p>
         </w:tc>
         <w:tc>
@@ -8785,27 +8512,7 @@
                 <w:szCs w:val="21"/>
                 <w:lang w:bidi="ar"/>
               </w:rPr>
-              <w:t>6.</w:t>
-            </w:r>
-            <w:proofErr w:type="gramStart"/>
-            <w:r>
-              <w:rPr>
-                <w:rFonts w:ascii="宋体" w:hAnsi="宋体" w:cs="宋体" w:hint="eastAsia"/>
-                <w:kern w:val="0"/>
-                <w:szCs w:val="21"/>
-                <w:lang w:bidi="ar"/>
-              </w:rPr>
-              <w:t>货叉宽度</w:t>
-            </w:r>
-            <w:proofErr w:type="gramEnd"/>
-            <w:r>
-              <w:rPr>
-                <w:rFonts w:ascii="宋体" w:hAnsi="宋体" w:cs="宋体" w:hint="eastAsia"/>
-                <w:kern w:val="0"/>
-                <w:szCs w:val="21"/>
-                <w:lang w:bidi="ar"/>
-              </w:rPr>
-              <w:t>：9.90-10.16cm；</w:t>
+              <w:t>6.货叉宽度：9.90-10.16cm；</w:t>
             </w:r>
           </w:p>
           <w:p>
@@ -8977,27 +8684,7 @@
                 <w:szCs w:val="21"/>
                 <w:lang w:bidi="ar"/>
               </w:rPr>
-              <w:t xml:space="preserve">叉车 </w:t>
-            </w:r>
-            <w:proofErr w:type="gramStart"/>
-            <w:r>
-              <w:rPr>
-                <w:rFonts w:ascii="宋体" w:hAnsi="宋体" w:cs="宋体" w:hint="eastAsia"/>
-                <w:kern w:val="0"/>
-                <w:szCs w:val="21"/>
-                <w:lang w:bidi="ar"/>
-              </w:rPr>
-              <w:t>货叉</w:t>
-            </w:r>
-            <w:proofErr w:type="gramEnd"/>
-            <w:r>
-              <w:rPr>
-                <w:rFonts w:ascii="宋体" w:hAnsi="宋体" w:cs="宋体" w:hint="eastAsia"/>
-                <w:kern w:val="0"/>
-                <w:szCs w:val="21"/>
-                <w:lang w:bidi="ar"/>
-              </w:rPr>
-              <w:t xml:space="preserve"> 技术要求和试验方法</w:t>
+              <w:t>叉车 货叉 技术要求和试验方法</w:t>
             </w:r>
           </w:p>
           <w:p>
@@ -9340,27 +9027,7 @@
                 <w:szCs w:val="21"/>
                 <w:lang w:bidi="ar"/>
               </w:rPr>
-              <w:t>8.轮胎</w:t>
-            </w:r>
-            <w:proofErr w:type="gramStart"/>
-            <w:r>
-              <w:rPr>
-                <w:rFonts w:ascii="宋体" w:hAnsi="宋体" w:cs="宋体" w:hint="eastAsia"/>
-                <w:kern w:val="0"/>
-                <w:szCs w:val="21"/>
-                <w:lang w:bidi="ar"/>
-              </w:rPr>
-              <w:t>上部不</w:t>
-            </w:r>
-            <w:proofErr w:type="gramEnd"/>
-            <w:r>
-              <w:rPr>
-                <w:rFonts w:ascii="宋体" w:hAnsi="宋体" w:cs="宋体" w:hint="eastAsia"/>
-                <w:kern w:val="0"/>
-                <w:szCs w:val="21"/>
-                <w:lang w:bidi="ar"/>
-              </w:rPr>
-              <w:t>外露；</w:t>
+              <w:t>8.轮胎上部不外露；</w:t>
             </w:r>
           </w:p>
           <w:p>
@@ -9519,27 +9186,7 @@
                 <w:szCs w:val="21"/>
                 <w:lang w:bidi="ar"/>
               </w:rPr>
-              <w:t xml:space="preserve">汽车、挂车及汽车列车外廓尺寸、 </w:t>
-            </w:r>
-            <w:proofErr w:type="gramStart"/>
-            <w:r>
-              <w:rPr>
-                <w:rFonts w:ascii="宋体" w:hAnsi="宋体" w:cs="宋体"/>
-                <w:kern w:val="0"/>
-                <w:szCs w:val="21"/>
-                <w:lang w:bidi="ar"/>
-              </w:rPr>
-              <w:t>轴荷及</w:t>
-            </w:r>
-            <w:proofErr w:type="gramEnd"/>
-            <w:r>
-              <w:rPr>
-                <w:rFonts w:ascii="宋体" w:hAnsi="宋体" w:cs="宋体"/>
-                <w:kern w:val="0"/>
-                <w:szCs w:val="21"/>
-                <w:lang w:bidi="ar"/>
-              </w:rPr>
-              <w:t>质量限值</w:t>
+              <w:t>汽车、挂车及汽车列车外廓尺寸、 轴荷及质量限值</w:t>
             </w:r>
           </w:p>
         </w:tc>
@@ -10472,27 +10119,7 @@
                 <w:szCs w:val="21"/>
                 <w:lang w:bidi="ar"/>
               </w:rPr>
-              <w:t>汽车、挂车及汽车列车外廓尺寸、</w:t>
-            </w:r>
-            <w:proofErr w:type="gramStart"/>
-            <w:r>
-              <w:rPr>
-                <w:rFonts w:ascii="宋体" w:hAnsi="宋体" w:cs="宋体"/>
-                <w:kern w:val="0"/>
-                <w:szCs w:val="21"/>
-                <w:lang w:bidi="ar"/>
-              </w:rPr>
-              <w:t>轴荷及</w:t>
-            </w:r>
-            <w:proofErr w:type="gramEnd"/>
-            <w:r>
-              <w:rPr>
-                <w:rFonts w:ascii="宋体" w:hAnsi="宋体" w:cs="宋体"/>
-                <w:kern w:val="0"/>
-                <w:szCs w:val="21"/>
-                <w:lang w:bidi="ar"/>
-              </w:rPr>
-              <w:t>质量限值</w:t>
+              <w:t>汽车、挂车及汽车列车外廓尺寸、轴荷及质量限值</w:t>
             </w:r>
           </w:p>
           <w:p>
@@ -10913,52 +10540,30 @@
                 <w:szCs w:val="21"/>
                 <w:lang w:bidi="ar"/>
               </w:rPr>
-              <w:t>8.发电机组性能等级：</w:t>
-            </w:r>
-            <w:proofErr w:type="gramStart"/>
-            <w:r>
-              <w:rPr>
-                <w:rFonts w:ascii="宋体" w:hAnsi="宋体" w:cs="宋体" w:hint="eastAsia"/>
-                <w:kern w:val="0"/>
-                <w:szCs w:val="21"/>
-                <w:lang w:bidi="ar"/>
-              </w:rPr>
-              <w:t>G2;</w:t>
-            </w:r>
-            <w:proofErr w:type="gramEnd"/>
-          </w:p>
-          <w:p>
-            <w:pPr>
-              <w:widowControl/>
-              <w:snapToGrid w:val="0"/>
-              <w:textAlignment w:val="center"/>
-              <w:rPr>
-                <w:rFonts w:ascii="宋体" w:hAnsi="宋体" w:cs="宋体" w:hint="eastAsia"/>
-                <w:kern w:val="0"/>
-                <w:szCs w:val="21"/>
-                <w:lang w:bidi="ar"/>
-              </w:rPr>
-            </w:pPr>
-            <w:r>
-              <w:rPr>
-                <w:rFonts w:ascii="宋体" w:hAnsi="宋体" w:cs="宋体" w:hint="eastAsia"/>
-                <w:kern w:val="0"/>
-                <w:szCs w:val="21"/>
-                <w:lang w:bidi="ar"/>
-              </w:rPr>
-              <w:t>9.防护等级：</w:t>
-            </w:r>
-            <w:proofErr w:type="gramStart"/>
-            <w:r>
-              <w:rPr>
-                <w:rFonts w:ascii="宋体" w:hAnsi="宋体" w:cs="宋体" w:hint="eastAsia"/>
-                <w:kern w:val="0"/>
-                <w:szCs w:val="21"/>
-                <w:lang w:bidi="ar"/>
-              </w:rPr>
-              <w:t>IP23;</w:t>
-            </w:r>
-            <w:proofErr w:type="gramEnd"/>
+              <w:t>8.发电机组性能等级：G2;</w:t>
+            </w:r>
+          </w:p>
+          <w:p>
+            <w:pPr>
+              <w:widowControl/>
+              <w:snapToGrid w:val="0"/>
+              <w:textAlignment w:val="center"/>
+              <w:rPr>
+                <w:rFonts w:ascii="宋体" w:hAnsi="宋体" w:cs="宋体" w:hint="eastAsia"/>
+                <w:kern w:val="0"/>
+                <w:szCs w:val="21"/>
+                <w:lang w:bidi="ar"/>
+              </w:rPr>
+            </w:pPr>
+            <w:r>
+              <w:rPr>
+                <w:rFonts w:ascii="宋体" w:hAnsi="宋体" w:cs="宋体" w:hint="eastAsia"/>
+                <w:kern w:val="0"/>
+                <w:szCs w:val="21"/>
+                <w:lang w:bidi="ar"/>
+              </w:rPr>
+              <w:t>9.防护等级：IP23;</w:t>
+            </w:r>
           </w:p>
           <w:p>
             <w:pPr>
@@ -12575,17 +12180,8 @@
                 <w:rFonts w:ascii="宋体" w:hAnsi="宋体"/>
                 <w:szCs w:val="21"/>
               </w:rPr>
-              <w:t>如须报送安防费，方案</w:t>
-            </w:r>
-            <w:proofErr w:type="gramStart"/>
-            <w:r>
-              <w:rPr>
-                <w:rFonts w:ascii="宋体" w:hAnsi="宋体"/>
-                <w:szCs w:val="21"/>
-              </w:rPr>
-              <w:t>须包括</w:t>
-            </w:r>
-            <w:proofErr w:type="gramEnd"/>
+              <w:t>如须报送安防费，方案须包括</w:t>
+            </w:r>
             <w:r>
               <w:rPr>
                 <w:rFonts w:ascii="宋体" w:hAnsi="宋体" w:hint="eastAsia"/>
@@ -12706,21 +12302,7 @@
               <w:rPr>
                 <w:rFonts w:hAnsi="宋体" w:cs="Arial" w:hint="eastAsia"/>
               </w:rPr>
-              <w:t>自</w:t>
-            </w:r>
-            <w:proofErr w:type="gramStart"/>
-            <w:r>
-              <w:rPr>
-                <w:rFonts w:hAnsi="宋体" w:cs="Arial" w:hint="eastAsia"/>
-              </w:rPr>
-              <w:t>运抵日</w:t>
-            </w:r>
-            <w:proofErr w:type="gramEnd"/>
-            <w:r>
-              <w:rPr>
-                <w:rFonts w:hAnsi="宋体" w:cs="Arial" w:hint="eastAsia"/>
-              </w:rPr>
-              <w:t>起为期</w:t>
+              <w:t>自运抵日起为期</w:t>
             </w:r>
             <w:r>
               <w:rPr>
@@ -12793,23 +12375,7 @@
                 <w:rFonts w:ascii="宋体" w:hAnsi="宋体" w:hint="eastAsia"/>
                 <w:szCs w:val="21"/>
               </w:rPr>
-              <w:t>主要标的</w:t>
-            </w:r>
-            <w:proofErr w:type="gramStart"/>
-            <w:r>
-              <w:rPr>
-                <w:rFonts w:ascii="宋体" w:hAnsi="宋体" w:hint="eastAsia"/>
-                <w:szCs w:val="21"/>
-              </w:rPr>
-              <w:t>的</w:t>
-            </w:r>
-            <w:proofErr w:type="gramEnd"/>
-            <w:r>
-              <w:rPr>
-                <w:rFonts w:ascii="宋体" w:hAnsi="宋体" w:hint="eastAsia"/>
-                <w:szCs w:val="21"/>
-              </w:rPr>
-              <w:t>生产企业质量管理、环境管理和职业健</w:t>
+              <w:t>主要标的的生产企业质量管理、环境管理和职业健</w:t>
             </w:r>
             <w:r>
               <w:rPr>
@@ -12939,39 +12505,7 @@
                 <w:rFonts w:ascii="宋体" w:hAnsi="宋体" w:hint="eastAsia"/>
                 <w:szCs w:val="21"/>
               </w:rPr>
-              <w:t>1、提供各项物资可</w:t>
-            </w:r>
-            <w:proofErr w:type="gramStart"/>
-            <w:r>
-              <w:rPr>
-                <w:rFonts w:ascii="宋体" w:hAnsi="宋体" w:hint="eastAsia"/>
-                <w:szCs w:val="21"/>
-              </w:rPr>
-              <w:t>研</w:t>
-            </w:r>
-            <w:proofErr w:type="gramEnd"/>
-            <w:r>
-              <w:rPr>
-                <w:rFonts w:ascii="宋体" w:hAnsi="宋体" w:hint="eastAsia"/>
-                <w:szCs w:val="21"/>
-              </w:rPr>
-              <w:t>估算货值5%的备品备件，投标人应根据产品实际情况在投标时提供详细的备品备件清单。备品备件价值以可</w:t>
-            </w:r>
-            <w:proofErr w:type="gramStart"/>
-            <w:r>
-              <w:rPr>
-                <w:rFonts w:ascii="宋体" w:hAnsi="宋体" w:hint="eastAsia"/>
-                <w:szCs w:val="21"/>
-              </w:rPr>
-              <w:t>研</w:t>
-            </w:r>
-            <w:proofErr w:type="gramEnd"/>
-            <w:r>
-              <w:rPr>
-                <w:rFonts w:ascii="宋体" w:hAnsi="宋体" w:hint="eastAsia"/>
-                <w:szCs w:val="21"/>
-              </w:rPr>
-              <w:t>估算货值为计算基础，本项目备品备件金额至少应达到283004元。</w:t>
+              <w:t>1、提供各项物资可研估算货值5%的备品备件，投标人应根据产品实际情况在投标时提供详细的备品备件清单。备品备件价值以可研估算货值为计算基础，本项目备品备件金额至少应达到283004元。</w:t>
             </w:r>
           </w:p>
           <w:p>
@@ -13031,71 +12565,7 @@
                 <w:rFonts w:ascii="宋体" w:hAnsi="宋体" w:hint="eastAsia"/>
                 <w:szCs w:val="21"/>
               </w:rPr>
-              <w:t>4、本项目拟供货清单中第19至48项物资主要为</w:t>
-            </w:r>
-            <w:proofErr w:type="gramStart"/>
-            <w:r>
-              <w:rPr>
-                <w:rFonts w:ascii="宋体" w:hAnsi="宋体" w:hint="eastAsia"/>
-                <w:szCs w:val="21"/>
-              </w:rPr>
-              <w:t>柬</w:t>
-            </w:r>
-            <w:proofErr w:type="gramEnd"/>
-            <w:r>
-              <w:rPr>
-                <w:rFonts w:ascii="宋体" w:hAnsi="宋体" w:hint="eastAsia"/>
-                <w:szCs w:val="21"/>
-              </w:rPr>
-              <w:t>方维修更换已有设备所需零部件，需充分考虑物资适配性。确保所选物资在接口标准等方面均与外方现有设备保持一致。投标人须保证所投产</w:t>
-            </w:r>
-            <w:proofErr w:type="gramStart"/>
-            <w:r>
-              <w:rPr>
-                <w:rFonts w:ascii="宋体" w:hAnsi="宋体" w:hint="eastAsia"/>
-                <w:szCs w:val="21"/>
-              </w:rPr>
-              <w:t>品能够</w:t>
-            </w:r>
-            <w:proofErr w:type="gramEnd"/>
-            <w:r>
-              <w:rPr>
-                <w:rFonts w:ascii="宋体" w:hAnsi="宋体" w:hint="eastAsia"/>
-                <w:szCs w:val="21"/>
-              </w:rPr>
-              <w:t>符合</w:t>
-            </w:r>
-            <w:proofErr w:type="gramStart"/>
-            <w:r>
-              <w:rPr>
-                <w:rFonts w:ascii="宋体" w:hAnsi="宋体" w:hint="eastAsia"/>
-                <w:szCs w:val="21"/>
-              </w:rPr>
-              <w:t>受援方现有待</w:t>
-            </w:r>
-            <w:proofErr w:type="gramEnd"/>
-            <w:r>
-              <w:rPr>
-                <w:rFonts w:ascii="宋体" w:hAnsi="宋体" w:hint="eastAsia"/>
-                <w:szCs w:val="21"/>
-              </w:rPr>
-              <w:t>维修设备的使用要求，充分兼容、配套，</w:t>
-            </w:r>
-            <w:proofErr w:type="gramStart"/>
-            <w:r>
-              <w:rPr>
-                <w:rFonts w:ascii="宋体" w:hAnsi="宋体" w:hint="eastAsia"/>
-                <w:szCs w:val="21"/>
-              </w:rPr>
-              <w:t>若项目</w:t>
-            </w:r>
-            <w:proofErr w:type="gramEnd"/>
-            <w:r>
-              <w:rPr>
-                <w:rFonts w:ascii="宋体" w:hAnsi="宋体" w:hint="eastAsia"/>
-                <w:szCs w:val="21"/>
-              </w:rPr>
-              <w:t>实施后出现任何设备不兼容、不配套或受援方反馈的类似问题，所造成的一切风险、问题由实施单位（中标人）自行承担。</w:t>
+              <w:t>4、本项目拟供货清单中第19至48项物资主要为柬方维修更换已有设备所需零部件，需充分考虑物资适配性。确保所选物资在接口标准等方面均与外方现有设备保持一致。投标人须保证所投产品能够符合受援方现有待维修设备的使用要求，充分兼容、配套，若项目实施后出现任何设备不兼容、不配套或受援方反馈的类似问题，所造成的一切风险、问题由实施单位（中标人）自行承担。</w:t>
             </w:r>
           </w:p>
           <w:p>
